--- a/docs/eas-setup-and-flow.docx
+++ b/docs/eas-setup-and-flow.docx
@@ -321,7 +321,7 @@
                 <w:sz w:val="19"/>
                 <w:szCs w:val="19"/>
               </w:rPr>
-              <w:t xml:space="preserve">9 validator domains, 32 options, 60 capabilities, 33 cross-domain rules</w:t>
+              <w:t xml:space="preserve">9 validator domains, 34 options, 62 capabilities, 33 cross-domain rules, 28 intake signals</w:t>
             </w:r>
           </w:p>
         </w:tc>
@@ -371,7 +371,7 @@
                 <w:sz w:val="19"/>
                 <w:szCs w:val="19"/>
               </w:rPr>
-              <w:t xml:space="preserve">1 Master Architect, 12 Domain Architects, 67 capability SMEs</w:t>
+              <w:t xml:space="preserve">1 Master Architect, 12 Domain Architects, 67 capability SMEs (80 agent definitions)</w:t>
             </w:r>
           </w:p>
         </w:tc>

--- a/docs/eas-setup-and-flow.docx
+++ b/docs/eas-setup-and-flow.docx
@@ -48,7 +48,7 @@
           <w:sz w:val="22"/>
           <w:szCs w:val="22"/>
         </w:rPr>
-        <w:t xml:space="preserve">A repeatable method for standing up an architecture direction: a deterministic base-plate engine over nine validator domains, and a three-tier security architecture team of 80 agents over twelve. This document covers how to set it up, how work flows through it, where the hand-offs are, and what it produces.</w:t>
+        <w:t xml:space="preserve">A repeatable method for standing up an architecture direction: a deterministic base-plate engine over nine validator domains, and a three-tier security architecture team of 94 agents over 13 security domains. This document covers how to set it up, how work flows through it, where the hand-offs are, and what it produces.</w:t>
       </w:r>
     </w:p>
     <w:tbl>
@@ -371,7 +371,7 @@
                 <w:sz w:val="19"/>
                 <w:szCs w:val="19"/>
               </w:rPr>
-              <w:t xml:space="preserve">1 Master Architect, 12 Domain Architects, 67 capability SMEs (80 agent definitions)</w:t>
+              <w:t xml:space="preserve">1 Master Architect, 13 Domain Architects, 80 capability SMEs (94 agent definitions)</w:t>
             </w:r>
           </w:p>
         </w:tc>
